--- a/syllabus.docx
+++ b/syllabus.docx
@@ -20,127 +20,7 @@
           <w:rtl/>
           <w:lang w:val="he-IL"/>
         </w:rPr>
-        <w:t>"</w:t>
-      </w:r>
-      <w:proofErr w:type="spellStart"/>
-      <w:r>
-        <w:rPr>
-          <w:rFonts w:asciiTheme="minorHAnsi" w:hAnsiTheme="minorHAnsi" w:cstheme="minorHAnsi"/>
-          <w:color w:val="0000CC"/>
-          <w:sz w:val="20"/>
-          <w:szCs w:val="20"/>
-          <w:rtl/>
-          <w:lang w:val="he-IL"/>
-        </w:rPr>
-        <w:t>וּרְחֹבוֹת</w:t>
-      </w:r>
-      <w:proofErr w:type="spellEnd"/>
-      <w:r>
-        <w:rPr>
-          <w:rFonts w:asciiTheme="minorHAnsi" w:hAnsiTheme="minorHAnsi" w:cstheme="minorHAnsi"/>
-          <w:color w:val="0000CC"/>
-          <w:sz w:val="20"/>
-          <w:szCs w:val="20"/>
-          <w:rtl/>
-          <w:lang w:val="he-IL"/>
-        </w:rPr>
-        <w:t xml:space="preserve"> הָעִיר </w:t>
-      </w:r>
-      <w:proofErr w:type="spellStart"/>
-      <w:r>
-        <w:rPr>
-          <w:rFonts w:asciiTheme="minorHAnsi" w:hAnsiTheme="minorHAnsi" w:cstheme="minorHAnsi"/>
-          <w:color w:val="0000CC"/>
-          <w:sz w:val="20"/>
-          <w:szCs w:val="20"/>
-          <w:rtl/>
-          <w:lang w:val="he-IL"/>
-        </w:rPr>
-        <w:t>יִמָּלְאוּ</w:t>
-      </w:r>
-      <w:proofErr w:type="spellEnd"/>
-      <w:r>
-        <w:rPr>
-          <w:rFonts w:asciiTheme="minorHAnsi" w:hAnsiTheme="minorHAnsi" w:cstheme="minorHAnsi"/>
-          <w:color w:val="0000CC"/>
-          <w:sz w:val="20"/>
-          <w:szCs w:val="20"/>
-          <w:rtl/>
-          <w:lang w:val="he-IL"/>
-        </w:rPr>
-        <w:t xml:space="preserve"> יְלָדִים </w:t>
-      </w:r>
-      <w:proofErr w:type="spellStart"/>
-      <w:r>
-        <w:rPr>
-          <w:rFonts w:asciiTheme="minorHAnsi" w:hAnsiTheme="minorHAnsi" w:cstheme="minorHAnsi"/>
-          <w:color w:val="0000CC"/>
-          <w:sz w:val="20"/>
-          <w:szCs w:val="20"/>
-          <w:rtl/>
-          <w:lang w:val="he-IL"/>
-        </w:rPr>
-        <w:t>וִילָדוֹת</w:t>
-      </w:r>
-      <w:proofErr w:type="spellEnd"/>
-      <w:r>
-        <w:rPr>
-          <w:rFonts w:asciiTheme="minorHAnsi" w:hAnsiTheme="minorHAnsi" w:cstheme="minorHAnsi"/>
-          <w:color w:val="0000CC"/>
-          <w:sz w:val="20"/>
-          <w:szCs w:val="20"/>
-          <w:rtl/>
-          <w:lang w:val="he-IL"/>
-        </w:rPr>
-        <w:t xml:space="preserve"> </w:t>
-      </w:r>
-      <w:proofErr w:type="spellStart"/>
-      <w:r>
-        <w:rPr>
-          <w:rFonts w:asciiTheme="minorHAnsi" w:hAnsiTheme="minorHAnsi" w:cstheme="minorHAnsi"/>
-          <w:color w:val="0000CC"/>
-          <w:sz w:val="20"/>
-          <w:szCs w:val="20"/>
-          <w:rtl/>
-          <w:lang w:val="he-IL"/>
-        </w:rPr>
-        <w:t>מְשַׂחֲקִים</w:t>
-      </w:r>
-      <w:proofErr w:type="spellEnd"/>
-      <w:r>
-        <w:rPr>
-          <w:rFonts w:asciiTheme="minorHAnsi" w:hAnsiTheme="minorHAnsi" w:cstheme="minorHAnsi"/>
-          <w:color w:val="0000CC"/>
-          <w:sz w:val="20"/>
-          <w:szCs w:val="20"/>
-          <w:rtl/>
-          <w:lang w:val="he-IL"/>
-        </w:rPr>
-        <w:t xml:space="preserve"> </w:t>
-      </w:r>
-      <w:proofErr w:type="spellStart"/>
-      <w:r>
-        <w:rPr>
-          <w:rFonts w:asciiTheme="minorHAnsi" w:hAnsiTheme="minorHAnsi" w:cstheme="minorHAnsi"/>
-          <w:color w:val="0000CC"/>
-          <w:sz w:val="20"/>
-          <w:szCs w:val="20"/>
-          <w:rtl/>
-          <w:lang w:val="he-IL"/>
-        </w:rPr>
-        <w:t>בִּרְחֹבֹתֶיה</w:t>
-      </w:r>
-      <w:proofErr w:type="spellEnd"/>
-      <w:r>
-        <w:rPr>
-          <w:rFonts w:asciiTheme="minorHAnsi" w:hAnsiTheme="minorHAnsi" w:cstheme="minorHAnsi"/>
-          <w:color w:val="0000CC"/>
-          <w:sz w:val="20"/>
-          <w:szCs w:val="20"/>
-          <w:rtl/>
-          <w:lang w:val="he-IL"/>
-        </w:rPr>
-        <w:t>ָ</w:t>
+        <w:t>"וּרְחֹבוֹת הָעִיר יִמָּלְאוּ יְלָדִים וִילָדוֹת מְשַׂחֲקִים בִּרְחֹבֹתֶיהָ</w:t>
       </w:r>
       <w:r>
         <w:rPr>
@@ -663,23 +543,7 @@
           <w:rFonts w:ascii="Arial" w:hAnsi="Arial" w:cs="Arial"/>
           <w:rtl/>
         </w:rPr>
-        <w:t xml:space="preserve"> ותיכנון של משחקים בכלל ומשחקי מחשב בפרט: איך ממציאים משחקים מקוריים? איך קובעים את חוקי המשחק? </w:t>
-      </w:r>
-      <w:proofErr w:type="spellStart"/>
-      <w:r>
-        <w:rPr>
-          <w:rFonts w:ascii="Arial" w:hAnsi="Arial" w:cs="Arial"/>
-          <w:rtl/>
-        </w:rPr>
-        <w:t>וכו</w:t>
-      </w:r>
-      <w:proofErr w:type="spellEnd"/>
-      <w:r>
-        <w:rPr>
-          <w:rFonts w:ascii="Arial" w:hAnsi="Arial" w:cs="Arial"/>
-          <w:rtl/>
-        </w:rPr>
-        <w:t>'.</w:t>
+        <w:t xml:space="preserve"> ותיכנון של משחקים בכלל ומשחקי מחשב בפרט: איך ממציאים משחקים מקוריים? איך קובעים את חוקי המשחק? וכו'.</w:t>
       </w:r>
     </w:p>
     <w:p>
@@ -996,23 +860,7 @@
           <w:rFonts w:ascii="Arial" w:hAnsi="Arial" w:cs="Arial"/>
           <w:rtl/>
         </w:rPr>
-        <w:t xml:space="preserve">, תוכלו להמשיך ולפתח את המשחקון שלכם למשחק באורך מלא, במסגרת </w:t>
-      </w:r>
-      <w:proofErr w:type="spellStart"/>
-      <w:r>
-        <w:rPr>
-          <w:rFonts w:ascii="Arial" w:hAnsi="Arial" w:cs="Arial"/>
-          <w:rtl/>
-        </w:rPr>
-        <w:t>פרוייקט</w:t>
-      </w:r>
-      <w:proofErr w:type="spellEnd"/>
-      <w:r>
-        <w:rPr>
-          <w:rFonts w:ascii="Arial" w:hAnsi="Arial" w:cs="Arial"/>
-          <w:rtl/>
-        </w:rPr>
-        <w:t xml:space="preserve"> שנתי.</w:t>
+        <w:t>, תוכלו להמשיך ולפתח את המשחקון שלכם למשחק באורך מלא, במסגרת פרוייקט שנתי.</w:t>
       </w:r>
     </w:p>
     <w:p>
@@ -1138,25 +986,7 @@
           <w:rtl/>
           <w:lang w:eastAsia="en-US"/>
         </w:rPr>
-        <w:t xml:space="preserve"> כמוכן, לצורך המטלות דרוש ידע בפקודות </w:t>
-      </w:r>
-      <w:proofErr w:type="spellStart"/>
-      <w:r>
-        <w:rPr>
-          <w:rFonts w:ascii="Arial" w:hAnsi="Arial" w:cs="Arial" w:hint="cs"/>
-          <w:rtl/>
-          <w:lang w:eastAsia="en-US"/>
-        </w:rPr>
-        <w:t>גיט+גיטהאב</w:t>
-      </w:r>
-      <w:proofErr w:type="spellEnd"/>
-      <w:r>
-        <w:rPr>
-          <w:rFonts w:ascii="Arial" w:hAnsi="Arial" w:cs="Arial" w:hint="cs"/>
-          <w:rtl/>
-          <w:lang w:eastAsia="en-US"/>
-        </w:rPr>
-        <w:t>.</w:t>
+        <w:t xml:space="preserve"> כמוכן, לצורך המטלות דרוש ידע בפקודות גיט+גיטהאב.</w:t>
       </w:r>
     </w:p>
     <w:p>
@@ -1419,25 +1249,7 @@
           <w:rtl/>
           <w:lang w:eastAsia="en-US"/>
         </w:rPr>
-        <w:t xml:space="preserve"> שעות (</w:t>
-      </w:r>
-      <w:proofErr w:type="spellStart"/>
-      <w:r>
-        <w:rPr>
-          <w:rFonts w:ascii="Arial" w:hAnsi="Arial" w:cs="Arial"/>
-          <w:rtl/>
-          <w:lang w:eastAsia="en-US"/>
-        </w:rPr>
-        <w:t>מיכסה</w:t>
-      </w:r>
-      <w:proofErr w:type="spellEnd"/>
-      <w:r>
-        <w:rPr>
-          <w:rFonts w:ascii="Arial" w:hAnsi="Arial" w:cs="Arial"/>
-          <w:rtl/>
-          <w:lang w:eastAsia="en-US"/>
-        </w:rPr>
-        <w:t xml:space="preserve">: </w:t>
+        <w:t xml:space="preserve"> שעות (מיכסה: </w:t>
       </w:r>
       <w:r>
         <w:rPr>
@@ -1654,25 +1466,7 @@
           <w:rtl/>
           <w:lang w:eastAsia="en-US"/>
         </w:rPr>
-        <w:t>(</w:t>
-      </w:r>
-      <w:proofErr w:type="spellStart"/>
-      <w:r>
-        <w:rPr>
-          <w:rFonts w:ascii="Arial" w:hAnsi="Arial" w:cs="Arial"/>
-          <w:rtl/>
-          <w:lang w:eastAsia="en-US"/>
-        </w:rPr>
-        <w:t>מיכסה</w:t>
-      </w:r>
-      <w:proofErr w:type="spellEnd"/>
-      <w:r>
-        <w:rPr>
-          <w:rFonts w:ascii="Arial" w:hAnsi="Arial" w:cs="Arial"/>
-          <w:rtl/>
-          <w:lang w:eastAsia="en-US"/>
-        </w:rPr>
-        <w:t xml:space="preserve">: </w:t>
+        <w:t xml:space="preserve">(מיכסה: </w:t>
       </w:r>
       <w:r>
         <w:rPr>
@@ -2263,7 +2057,7 @@
               <w:suppressAutoHyphens w:val="0"/>
               <w:spacing w:before="57" w:after="57"/>
               <w:rPr>
-                <w:rFonts w:ascii="Arial" w:hAnsi="Arial" w:cs="Arial" w:hint="cs"/>
+                <w:rFonts w:ascii="Arial" w:hAnsi="Arial" w:cs="Arial"/>
                 <w:rtl/>
               </w:rPr>
             </w:pPr>
@@ -2273,15 +2067,7 @@
                 <w:color w:val="00B050"/>
                 <w:rtl/>
               </w:rPr>
-              <w:t>27/10</w:t>
-            </w:r>
-            <w:r>
-              <w:rPr>
-                <w:rFonts w:ascii="Arial" w:hAnsi="Arial" w:cs="Arial" w:hint="cs"/>
-                <w:color w:val="00B050"/>
-                <w:rtl/>
-              </w:rPr>
-              <w:t xml:space="preserve">/25 </w:t>
+              <w:t xml:space="preserve">27/10/25 </w:t>
             </w:r>
             <w:r>
               <w:rPr>
@@ -2381,7 +2167,7 @@
               <w:suppressAutoHyphens w:val="0"/>
               <w:spacing w:before="57" w:after="57"/>
               <w:rPr>
-                <w:rFonts w:ascii="Arial" w:hAnsi="Arial" w:cs="Arial" w:hint="cs"/>
+                <w:rFonts w:ascii="Arial" w:hAnsi="Arial" w:cs="Arial"/>
                 <w:rtl/>
               </w:rPr>
             </w:pPr>
@@ -2614,7 +2400,7 @@
               <w:suppressAutoHyphens w:val="0"/>
               <w:spacing w:before="57" w:after="57"/>
               <w:rPr>
-                <w:rFonts w:ascii="Arial" w:hAnsi="Arial" w:cs="Arial" w:hint="cs"/>
+                <w:rFonts w:ascii="Arial" w:hAnsi="Arial" w:cs="Arial"/>
                 <w:color w:val="00B050"/>
                 <w:rtl/>
               </w:rPr>
@@ -2625,23 +2411,7 @@
                 <w:color w:val="00B050"/>
                 <w:rtl/>
               </w:rPr>
-              <w:t>3</w:t>
-            </w:r>
-            <w:r>
-              <w:rPr>
-                <w:rFonts w:ascii="Arial" w:hAnsi="Arial" w:cs="Arial" w:hint="cs"/>
-                <w:color w:val="00B050"/>
-                <w:rtl/>
-              </w:rPr>
-              <w:t>/11/25</w:t>
-            </w:r>
-            <w:r>
-              <w:rPr>
-                <w:rFonts w:ascii="Arial" w:hAnsi="Arial" w:cs="Arial" w:hint="cs"/>
-                <w:color w:val="00B050"/>
-                <w:rtl/>
-              </w:rPr>
-              <w:t xml:space="preserve"> </w:t>
+              <w:t xml:space="preserve">3/11/25 </w:t>
             </w:r>
             <w:r>
               <w:rPr>
@@ -2751,7 +2521,7 @@
               <w:suppressAutoHyphens w:val="0"/>
               <w:spacing w:before="57" w:after="57"/>
               <w:rPr>
-                <w:rFonts w:ascii="Arial" w:hAnsi="Arial" w:cs="Arial" w:hint="cs"/>
+                <w:rFonts w:ascii="Arial" w:hAnsi="Arial" w:cs="Arial"/>
                 <w:color w:val="00B050"/>
                 <w:rtl/>
               </w:rPr>
@@ -3040,7 +2810,14 @@
                 <w:rFonts w:ascii="Arial" w:hAnsi="Arial" w:cs="Arial" w:hint="cs"/>
                 <w:rtl/>
               </w:rPr>
-              <w:t>משוב ראשוני (3).</w:t>
+              <w:t>תכנון רמות</w:t>
+            </w:r>
+            <w:r>
+              <w:rPr>
+                <w:rFonts w:ascii="Arial" w:hAnsi="Arial" w:cs="Arial" w:hint="cs"/>
+                <w:rtl/>
+              </w:rPr>
+              <w:t xml:space="preserve"> (3).</w:t>
             </w:r>
           </w:p>
         </w:tc>
@@ -4442,23 +4219,7 @@
           <w:b/>
           <w:bCs/>
         </w:rPr>
-        <w:t xml:space="preserve">The Art of Game Design: </w:t>
-      </w:r>
-      <w:proofErr w:type="gramStart"/>
-      <w:r>
-        <w:rPr>
-          <w:b/>
-          <w:bCs/>
-        </w:rPr>
-        <w:t>a</w:t>
-      </w:r>
-      <w:proofErr w:type="gramEnd"/>
-      <w:r>
-        <w:rPr>
-          <w:b/>
-          <w:bCs/>
-        </w:rPr>
-        <w:t xml:space="preserve"> Book of Lenses</w:t>
+        <w:t>The Art of Game Design: a Book of Lenses</w:t>
       </w:r>
       <w:r>
         <w:t xml:space="preserve"> </w:t>

--- a/syllabus.docx
+++ b/syllabus.docx
@@ -20,7 +20,127 @@
           <w:rtl/>
           <w:lang w:val="he-IL"/>
         </w:rPr>
-        <w:t>"וּרְחֹבוֹת הָעִיר יִמָּלְאוּ יְלָדִים וִילָדוֹת מְשַׂחֲקִים בִּרְחֹבֹתֶיהָ</w:t>
+        <w:t>"</w:t>
+      </w:r>
+      <w:proofErr w:type="spellStart"/>
+      <w:r>
+        <w:rPr>
+          <w:rFonts w:asciiTheme="minorHAnsi" w:hAnsiTheme="minorHAnsi" w:cstheme="minorHAnsi"/>
+          <w:color w:val="0000CC"/>
+          <w:sz w:val="20"/>
+          <w:szCs w:val="20"/>
+          <w:rtl/>
+          <w:lang w:val="he-IL"/>
+        </w:rPr>
+        <w:t>וּרְחֹבוֹת</w:t>
+      </w:r>
+      <w:proofErr w:type="spellEnd"/>
+      <w:r>
+        <w:rPr>
+          <w:rFonts w:asciiTheme="minorHAnsi" w:hAnsiTheme="minorHAnsi" w:cstheme="minorHAnsi"/>
+          <w:color w:val="0000CC"/>
+          <w:sz w:val="20"/>
+          <w:szCs w:val="20"/>
+          <w:rtl/>
+          <w:lang w:val="he-IL"/>
+        </w:rPr>
+        <w:t xml:space="preserve"> הָעִיר </w:t>
+      </w:r>
+      <w:proofErr w:type="spellStart"/>
+      <w:r>
+        <w:rPr>
+          <w:rFonts w:asciiTheme="minorHAnsi" w:hAnsiTheme="minorHAnsi" w:cstheme="minorHAnsi"/>
+          <w:color w:val="0000CC"/>
+          <w:sz w:val="20"/>
+          <w:szCs w:val="20"/>
+          <w:rtl/>
+          <w:lang w:val="he-IL"/>
+        </w:rPr>
+        <w:t>יִמָּלְאוּ</w:t>
+      </w:r>
+      <w:proofErr w:type="spellEnd"/>
+      <w:r>
+        <w:rPr>
+          <w:rFonts w:asciiTheme="minorHAnsi" w:hAnsiTheme="minorHAnsi" w:cstheme="minorHAnsi"/>
+          <w:color w:val="0000CC"/>
+          <w:sz w:val="20"/>
+          <w:szCs w:val="20"/>
+          <w:rtl/>
+          <w:lang w:val="he-IL"/>
+        </w:rPr>
+        <w:t xml:space="preserve"> יְלָדִים </w:t>
+      </w:r>
+      <w:proofErr w:type="spellStart"/>
+      <w:r>
+        <w:rPr>
+          <w:rFonts w:asciiTheme="minorHAnsi" w:hAnsiTheme="minorHAnsi" w:cstheme="minorHAnsi"/>
+          <w:color w:val="0000CC"/>
+          <w:sz w:val="20"/>
+          <w:szCs w:val="20"/>
+          <w:rtl/>
+          <w:lang w:val="he-IL"/>
+        </w:rPr>
+        <w:t>וִילָדוֹת</w:t>
+      </w:r>
+      <w:proofErr w:type="spellEnd"/>
+      <w:r>
+        <w:rPr>
+          <w:rFonts w:asciiTheme="minorHAnsi" w:hAnsiTheme="minorHAnsi" w:cstheme="minorHAnsi"/>
+          <w:color w:val="0000CC"/>
+          <w:sz w:val="20"/>
+          <w:szCs w:val="20"/>
+          <w:rtl/>
+          <w:lang w:val="he-IL"/>
+        </w:rPr>
+        <w:t xml:space="preserve"> </w:t>
+      </w:r>
+      <w:proofErr w:type="spellStart"/>
+      <w:r>
+        <w:rPr>
+          <w:rFonts w:asciiTheme="minorHAnsi" w:hAnsiTheme="minorHAnsi" w:cstheme="minorHAnsi"/>
+          <w:color w:val="0000CC"/>
+          <w:sz w:val="20"/>
+          <w:szCs w:val="20"/>
+          <w:rtl/>
+          <w:lang w:val="he-IL"/>
+        </w:rPr>
+        <w:t>מְשַׂחֲקִים</w:t>
+      </w:r>
+      <w:proofErr w:type="spellEnd"/>
+      <w:r>
+        <w:rPr>
+          <w:rFonts w:asciiTheme="minorHAnsi" w:hAnsiTheme="minorHAnsi" w:cstheme="minorHAnsi"/>
+          <w:color w:val="0000CC"/>
+          <w:sz w:val="20"/>
+          <w:szCs w:val="20"/>
+          <w:rtl/>
+          <w:lang w:val="he-IL"/>
+        </w:rPr>
+        <w:t xml:space="preserve"> </w:t>
+      </w:r>
+      <w:proofErr w:type="spellStart"/>
+      <w:r>
+        <w:rPr>
+          <w:rFonts w:asciiTheme="minorHAnsi" w:hAnsiTheme="minorHAnsi" w:cstheme="minorHAnsi"/>
+          <w:color w:val="0000CC"/>
+          <w:sz w:val="20"/>
+          <w:szCs w:val="20"/>
+          <w:rtl/>
+          <w:lang w:val="he-IL"/>
+        </w:rPr>
+        <w:t>בִּרְחֹבֹתֶיה</w:t>
+      </w:r>
+      <w:proofErr w:type="spellEnd"/>
+      <w:r>
+        <w:rPr>
+          <w:rFonts w:asciiTheme="minorHAnsi" w:hAnsiTheme="minorHAnsi" w:cstheme="minorHAnsi"/>
+          <w:color w:val="0000CC"/>
+          <w:sz w:val="20"/>
+          <w:szCs w:val="20"/>
+          <w:rtl/>
+          <w:lang w:val="he-IL"/>
+        </w:rPr>
+        <w:t>ָ</w:t>
       </w:r>
       <w:r>
         <w:rPr>
@@ -543,7 +663,23 @@
           <w:rFonts w:ascii="Arial" w:hAnsi="Arial" w:cs="Arial"/>
           <w:rtl/>
         </w:rPr>
-        <w:t xml:space="preserve"> ותיכנון של משחקים בכלל ומשחקי מחשב בפרט: איך ממציאים משחקים מקוריים? איך קובעים את חוקי המשחק? וכו'.</w:t>
+        <w:t xml:space="preserve"> ותיכנון של משחקים בכלל ומשחקי מחשב בפרט: איך ממציאים משחקים מקוריים? איך קובעים את חוקי המשחק? </w:t>
+      </w:r>
+      <w:proofErr w:type="spellStart"/>
+      <w:r>
+        <w:rPr>
+          <w:rFonts w:ascii="Arial" w:hAnsi="Arial" w:cs="Arial"/>
+          <w:rtl/>
+        </w:rPr>
+        <w:t>וכו</w:t>
+      </w:r>
+      <w:proofErr w:type="spellEnd"/>
+      <w:r>
+        <w:rPr>
+          <w:rFonts w:ascii="Arial" w:hAnsi="Arial" w:cs="Arial"/>
+          <w:rtl/>
+        </w:rPr>
+        <w:t>'.</w:t>
       </w:r>
     </w:p>
     <w:p>
@@ -860,7 +996,23 @@
           <w:rFonts w:ascii="Arial" w:hAnsi="Arial" w:cs="Arial"/>
           <w:rtl/>
         </w:rPr>
-        <w:t>, תוכלו להמשיך ולפתח את המשחקון שלכם למשחק באורך מלא, במסגרת פרוייקט שנתי.</w:t>
+        <w:t xml:space="preserve">, תוכלו להמשיך ולפתח את המשחקון שלכם למשחק באורך מלא, במסגרת </w:t>
+      </w:r>
+      <w:proofErr w:type="spellStart"/>
+      <w:r>
+        <w:rPr>
+          <w:rFonts w:ascii="Arial" w:hAnsi="Arial" w:cs="Arial"/>
+          <w:rtl/>
+        </w:rPr>
+        <w:t>פרוייקט</w:t>
+      </w:r>
+      <w:proofErr w:type="spellEnd"/>
+      <w:r>
+        <w:rPr>
+          <w:rFonts w:ascii="Arial" w:hAnsi="Arial" w:cs="Arial"/>
+          <w:rtl/>
+        </w:rPr>
+        <w:t xml:space="preserve"> שנתי.</w:t>
       </w:r>
     </w:p>
     <w:p>
@@ -986,7 +1138,25 @@
           <w:rtl/>
           <w:lang w:eastAsia="en-US"/>
         </w:rPr>
-        <w:t xml:space="preserve"> כמוכן, לצורך המטלות דרוש ידע בפקודות גיט+גיטהאב.</w:t>
+        <w:t xml:space="preserve"> כמוכן, לצורך המטלות דרוש ידע בפקודות </w:t>
+      </w:r>
+      <w:proofErr w:type="spellStart"/>
+      <w:r>
+        <w:rPr>
+          <w:rFonts w:ascii="Arial" w:hAnsi="Arial" w:cs="Arial" w:hint="cs"/>
+          <w:rtl/>
+          <w:lang w:eastAsia="en-US"/>
+        </w:rPr>
+        <w:t>גיט+גיטהאב</w:t>
+      </w:r>
+      <w:proofErr w:type="spellEnd"/>
+      <w:r>
+        <w:rPr>
+          <w:rFonts w:ascii="Arial" w:hAnsi="Arial" w:cs="Arial" w:hint="cs"/>
+          <w:rtl/>
+          <w:lang w:eastAsia="en-US"/>
+        </w:rPr>
+        <w:t>.</w:t>
       </w:r>
     </w:p>
     <w:p>
@@ -1249,7 +1419,25 @@
           <w:rtl/>
           <w:lang w:eastAsia="en-US"/>
         </w:rPr>
-        <w:t xml:space="preserve"> שעות (מיכסה: </w:t>
+        <w:t xml:space="preserve"> שעות (</w:t>
+      </w:r>
+      <w:proofErr w:type="spellStart"/>
+      <w:r>
+        <w:rPr>
+          <w:rFonts w:ascii="Arial" w:hAnsi="Arial" w:cs="Arial"/>
+          <w:rtl/>
+          <w:lang w:eastAsia="en-US"/>
+        </w:rPr>
+        <w:t>מיכסה</w:t>
+      </w:r>
+      <w:proofErr w:type="spellEnd"/>
+      <w:r>
+        <w:rPr>
+          <w:rFonts w:ascii="Arial" w:hAnsi="Arial" w:cs="Arial"/>
+          <w:rtl/>
+          <w:lang w:eastAsia="en-US"/>
+        </w:rPr>
+        <w:t xml:space="preserve">: </w:t>
       </w:r>
       <w:r>
         <w:rPr>
@@ -1466,7 +1654,25 @@
           <w:rtl/>
           <w:lang w:eastAsia="en-US"/>
         </w:rPr>
-        <w:t xml:space="preserve">(מיכסה: </w:t>
+        <w:t>(</w:t>
+      </w:r>
+      <w:proofErr w:type="spellStart"/>
+      <w:r>
+        <w:rPr>
+          <w:rFonts w:ascii="Arial" w:hAnsi="Arial" w:cs="Arial"/>
+          <w:rtl/>
+          <w:lang w:eastAsia="en-US"/>
+        </w:rPr>
+        <w:t>מיכסה</w:t>
+      </w:r>
+      <w:proofErr w:type="spellEnd"/>
+      <w:r>
+        <w:rPr>
+          <w:rFonts w:ascii="Arial" w:hAnsi="Arial" w:cs="Arial"/>
+          <w:rtl/>
+          <w:lang w:eastAsia="en-US"/>
+        </w:rPr>
+        <w:t xml:space="preserve">: </w:t>
       </w:r>
       <w:r>
         <w:rPr>
@@ -2747,16 +2953,10 @@
             </w:r>
             <w:r>
               <w:rPr>
-                <w:rFonts w:ascii="Arial" w:hAnsi="Arial" w:cs="Arial"/>
-              </w:rPr>
-              <w:t xml:space="preserve">  </w:t>
-            </w:r>
-            <w:r>
-              <w:rPr>
-                <w:rFonts w:ascii="Arial" w:hAnsi="Arial" w:cs="Arial" w:hint="cs"/>
-                <w:rtl/>
-              </w:rPr>
-              <w:t xml:space="preserve">+  ארכיטקטורת קוד </w:t>
+                <w:rFonts w:ascii="Arial" w:hAnsi="Arial" w:cs="Arial" w:hint="cs"/>
+                <w:rtl/>
+              </w:rPr>
+              <w:t xml:space="preserve"> </w:t>
             </w:r>
             <w:r>
               <w:rPr>
@@ -2960,7 +3160,34 @@
                 <w:rFonts w:ascii="Arial" w:hAnsi="Arial" w:cs="Arial" w:hint="cs"/>
                 <w:rtl/>
               </w:rPr>
-              <w:t xml:space="preserve"> (3)</w:t>
+              <w:t xml:space="preserve"> </w:t>
+            </w:r>
+            <w:r>
+              <w:rPr>
+                <w:rFonts w:ascii="Arial" w:hAnsi="Arial" w:cs="Arial"/>
+              </w:rPr>
+              <w:t xml:space="preserve">  </w:t>
+            </w:r>
+            <w:r>
+              <w:rPr>
+                <w:rFonts w:ascii="Arial" w:hAnsi="Arial" w:cs="Arial" w:hint="cs"/>
+                <w:rtl/>
+              </w:rPr>
+              <w:t>+  ארכיטקטורת קוד</w:t>
+            </w:r>
+            <w:r>
+              <w:rPr>
+                <w:rFonts w:ascii="Arial" w:hAnsi="Arial" w:cs="Arial" w:hint="cs"/>
+                <w:rtl/>
+              </w:rPr>
+              <w:t xml:space="preserve"> </w:t>
+            </w:r>
+            <w:r>
+              <w:rPr>
+                <w:rFonts w:ascii="Arial" w:hAnsi="Arial" w:cs="Arial" w:hint="cs"/>
+                <w:rtl/>
+              </w:rPr>
+              <w:t>(3)</w:t>
             </w:r>
           </w:p>
         </w:tc>
@@ -3362,7 +3589,7 @@
       </w:tr>
       <w:tr>
         <w:trPr>
-          <w:trHeight w:val="602"/>
+          <w:trHeight w:val="47"/>
         </w:trPr>
         <w:tc>
           <w:tcPr>

--- a/syllabus.docx
+++ b/syllabus.docx
@@ -20,127 +20,7 @@
           <w:rtl/>
           <w:lang w:val="he-IL"/>
         </w:rPr>
-        <w:t>"</w:t>
-      </w:r>
-      <w:proofErr w:type="spellStart"/>
-      <w:r>
-        <w:rPr>
-          <w:rFonts w:asciiTheme="minorHAnsi" w:hAnsiTheme="minorHAnsi" w:cstheme="minorHAnsi"/>
-          <w:color w:val="0000CC"/>
-          <w:sz w:val="20"/>
-          <w:szCs w:val="20"/>
-          <w:rtl/>
-          <w:lang w:val="he-IL"/>
-        </w:rPr>
-        <w:t>וּרְחֹבוֹת</w:t>
-      </w:r>
-      <w:proofErr w:type="spellEnd"/>
-      <w:r>
-        <w:rPr>
-          <w:rFonts w:asciiTheme="minorHAnsi" w:hAnsiTheme="minorHAnsi" w:cstheme="minorHAnsi"/>
-          <w:color w:val="0000CC"/>
-          <w:sz w:val="20"/>
-          <w:szCs w:val="20"/>
-          <w:rtl/>
-          <w:lang w:val="he-IL"/>
-        </w:rPr>
-        <w:t xml:space="preserve"> הָעִיר </w:t>
-      </w:r>
-      <w:proofErr w:type="spellStart"/>
-      <w:r>
-        <w:rPr>
-          <w:rFonts w:asciiTheme="minorHAnsi" w:hAnsiTheme="minorHAnsi" w:cstheme="minorHAnsi"/>
-          <w:color w:val="0000CC"/>
-          <w:sz w:val="20"/>
-          <w:szCs w:val="20"/>
-          <w:rtl/>
-          <w:lang w:val="he-IL"/>
-        </w:rPr>
-        <w:t>יִמָּלְאוּ</w:t>
-      </w:r>
-      <w:proofErr w:type="spellEnd"/>
-      <w:r>
-        <w:rPr>
-          <w:rFonts w:asciiTheme="minorHAnsi" w:hAnsiTheme="minorHAnsi" w:cstheme="minorHAnsi"/>
-          <w:color w:val="0000CC"/>
-          <w:sz w:val="20"/>
-          <w:szCs w:val="20"/>
-          <w:rtl/>
-          <w:lang w:val="he-IL"/>
-        </w:rPr>
-        <w:t xml:space="preserve"> יְלָדִים </w:t>
-      </w:r>
-      <w:proofErr w:type="spellStart"/>
-      <w:r>
-        <w:rPr>
-          <w:rFonts w:asciiTheme="minorHAnsi" w:hAnsiTheme="minorHAnsi" w:cstheme="minorHAnsi"/>
-          <w:color w:val="0000CC"/>
-          <w:sz w:val="20"/>
-          <w:szCs w:val="20"/>
-          <w:rtl/>
-          <w:lang w:val="he-IL"/>
-        </w:rPr>
-        <w:t>וִילָדוֹת</w:t>
-      </w:r>
-      <w:proofErr w:type="spellEnd"/>
-      <w:r>
-        <w:rPr>
-          <w:rFonts w:asciiTheme="minorHAnsi" w:hAnsiTheme="minorHAnsi" w:cstheme="minorHAnsi"/>
-          <w:color w:val="0000CC"/>
-          <w:sz w:val="20"/>
-          <w:szCs w:val="20"/>
-          <w:rtl/>
-          <w:lang w:val="he-IL"/>
-        </w:rPr>
-        <w:t xml:space="preserve"> </w:t>
-      </w:r>
-      <w:proofErr w:type="spellStart"/>
-      <w:r>
-        <w:rPr>
-          <w:rFonts w:asciiTheme="minorHAnsi" w:hAnsiTheme="minorHAnsi" w:cstheme="minorHAnsi"/>
-          <w:color w:val="0000CC"/>
-          <w:sz w:val="20"/>
-          <w:szCs w:val="20"/>
-          <w:rtl/>
-          <w:lang w:val="he-IL"/>
-        </w:rPr>
-        <w:t>מְשַׂחֲקִים</w:t>
-      </w:r>
-      <w:proofErr w:type="spellEnd"/>
-      <w:r>
-        <w:rPr>
-          <w:rFonts w:asciiTheme="minorHAnsi" w:hAnsiTheme="minorHAnsi" w:cstheme="minorHAnsi"/>
-          <w:color w:val="0000CC"/>
-          <w:sz w:val="20"/>
-          <w:szCs w:val="20"/>
-          <w:rtl/>
-          <w:lang w:val="he-IL"/>
-        </w:rPr>
-        <w:t xml:space="preserve"> </w:t>
-      </w:r>
-      <w:proofErr w:type="spellStart"/>
-      <w:r>
-        <w:rPr>
-          <w:rFonts w:asciiTheme="minorHAnsi" w:hAnsiTheme="minorHAnsi" w:cstheme="minorHAnsi"/>
-          <w:color w:val="0000CC"/>
-          <w:sz w:val="20"/>
-          <w:szCs w:val="20"/>
-          <w:rtl/>
-          <w:lang w:val="he-IL"/>
-        </w:rPr>
-        <w:t>בִּרְחֹבֹתֶיה</w:t>
-      </w:r>
-      <w:proofErr w:type="spellEnd"/>
-      <w:r>
-        <w:rPr>
-          <w:rFonts w:asciiTheme="minorHAnsi" w:hAnsiTheme="minorHAnsi" w:cstheme="minorHAnsi"/>
-          <w:color w:val="0000CC"/>
-          <w:sz w:val="20"/>
-          <w:szCs w:val="20"/>
-          <w:rtl/>
-          <w:lang w:val="he-IL"/>
-        </w:rPr>
-        <w:t>ָ</w:t>
+        <w:t>"וּרְחֹבוֹת הָעִיר יִמָּלְאוּ יְלָדִים וִילָדוֹת מְשַׂחֲקִים בִּרְחֹבֹתֶיהָ</w:t>
       </w:r>
       <w:r>
         <w:rPr>
@@ -663,23 +543,7 @@
           <w:rFonts w:ascii="Arial" w:hAnsi="Arial" w:cs="Arial"/>
           <w:rtl/>
         </w:rPr>
-        <w:t xml:space="preserve"> ותיכנון של משחקים בכלל ומשחקי מחשב בפרט: איך ממציאים משחקים מקוריים? איך קובעים את חוקי המשחק? </w:t>
-      </w:r>
-      <w:proofErr w:type="spellStart"/>
-      <w:r>
-        <w:rPr>
-          <w:rFonts w:ascii="Arial" w:hAnsi="Arial" w:cs="Arial"/>
-          <w:rtl/>
-        </w:rPr>
-        <w:t>וכו</w:t>
-      </w:r>
-      <w:proofErr w:type="spellEnd"/>
-      <w:r>
-        <w:rPr>
-          <w:rFonts w:ascii="Arial" w:hAnsi="Arial" w:cs="Arial"/>
-          <w:rtl/>
-        </w:rPr>
-        <w:t>'.</w:t>
+        <w:t xml:space="preserve"> ותיכנון של משחקים בכלל ומשחקי מחשב בפרט: איך ממציאים משחקים מקוריים? איך קובעים את חוקי המשחק? וכו'.</w:t>
       </w:r>
     </w:p>
     <w:p>
@@ -996,23 +860,7 @@
           <w:rFonts w:ascii="Arial" w:hAnsi="Arial" w:cs="Arial"/>
           <w:rtl/>
         </w:rPr>
-        <w:t xml:space="preserve">, תוכלו להמשיך ולפתח את המשחקון שלכם למשחק באורך מלא, במסגרת </w:t>
-      </w:r>
-      <w:proofErr w:type="spellStart"/>
-      <w:r>
-        <w:rPr>
-          <w:rFonts w:ascii="Arial" w:hAnsi="Arial" w:cs="Arial"/>
-          <w:rtl/>
-        </w:rPr>
-        <w:t>פרוייקט</w:t>
-      </w:r>
-      <w:proofErr w:type="spellEnd"/>
-      <w:r>
-        <w:rPr>
-          <w:rFonts w:ascii="Arial" w:hAnsi="Arial" w:cs="Arial"/>
-          <w:rtl/>
-        </w:rPr>
-        <w:t xml:space="preserve"> שנתי.</w:t>
+        <w:t>, תוכלו להמשיך ולפתח את המשחקון שלכם למשחק באורך מלא, במסגרת פרוייקט שנתי.</w:t>
       </w:r>
     </w:p>
     <w:p>
@@ -1138,25 +986,7 @@
           <w:rtl/>
           <w:lang w:eastAsia="en-US"/>
         </w:rPr>
-        <w:t xml:space="preserve"> כמוכן, לצורך המטלות דרוש ידע בפקודות </w:t>
-      </w:r>
-      <w:proofErr w:type="spellStart"/>
-      <w:r>
-        <w:rPr>
-          <w:rFonts w:ascii="Arial" w:hAnsi="Arial" w:cs="Arial" w:hint="cs"/>
-          <w:rtl/>
-          <w:lang w:eastAsia="en-US"/>
-        </w:rPr>
-        <w:t>גיט+גיטהאב</w:t>
-      </w:r>
-      <w:proofErr w:type="spellEnd"/>
-      <w:r>
-        <w:rPr>
-          <w:rFonts w:ascii="Arial" w:hAnsi="Arial" w:cs="Arial" w:hint="cs"/>
-          <w:rtl/>
-          <w:lang w:eastAsia="en-US"/>
-        </w:rPr>
-        <w:t>.</w:t>
+        <w:t xml:space="preserve"> כמוכן, לצורך המטלות דרוש ידע בפקודות גיט+גיטהאב.</w:t>
       </w:r>
     </w:p>
     <w:p>
@@ -1419,25 +1249,7 @@
           <w:rtl/>
           <w:lang w:eastAsia="en-US"/>
         </w:rPr>
-        <w:t xml:space="preserve"> שעות (</w:t>
-      </w:r>
-      <w:proofErr w:type="spellStart"/>
-      <w:r>
-        <w:rPr>
-          <w:rFonts w:ascii="Arial" w:hAnsi="Arial" w:cs="Arial"/>
-          <w:rtl/>
-          <w:lang w:eastAsia="en-US"/>
-        </w:rPr>
-        <w:t>מיכסה</w:t>
-      </w:r>
-      <w:proofErr w:type="spellEnd"/>
-      <w:r>
-        <w:rPr>
-          <w:rFonts w:ascii="Arial" w:hAnsi="Arial" w:cs="Arial"/>
-          <w:rtl/>
-          <w:lang w:eastAsia="en-US"/>
-        </w:rPr>
-        <w:t xml:space="preserve">: </w:t>
+        <w:t xml:space="preserve"> שעות (מיכסה: </w:t>
       </w:r>
       <w:r>
         <w:rPr>
@@ -1654,25 +1466,7 @@
           <w:rtl/>
           <w:lang w:eastAsia="en-US"/>
         </w:rPr>
-        <w:t>(</w:t>
-      </w:r>
-      <w:proofErr w:type="spellStart"/>
-      <w:r>
-        <w:rPr>
-          <w:rFonts w:ascii="Arial" w:hAnsi="Arial" w:cs="Arial"/>
-          <w:rtl/>
-          <w:lang w:eastAsia="en-US"/>
-        </w:rPr>
-        <w:t>מיכסה</w:t>
-      </w:r>
-      <w:proofErr w:type="spellEnd"/>
-      <w:r>
-        <w:rPr>
-          <w:rFonts w:ascii="Arial" w:hAnsi="Arial" w:cs="Arial"/>
-          <w:rtl/>
-          <w:lang w:eastAsia="en-US"/>
-        </w:rPr>
-        <w:t xml:space="preserve">: </w:t>
+        <w:t xml:space="preserve">(מיכסה: </w:t>
       </w:r>
       <w:r>
         <w:rPr>
@@ -3173,14 +2967,7 @@
                 <w:rFonts w:ascii="Arial" w:hAnsi="Arial" w:cs="Arial" w:hint="cs"/>
                 <w:rtl/>
               </w:rPr>
-              <w:t>+  ארכיטקטורת קוד</w:t>
-            </w:r>
-            <w:r>
-              <w:rPr>
-                <w:rFonts w:ascii="Arial" w:hAnsi="Arial" w:cs="Arial" w:hint="cs"/>
-                <w:rtl/>
-              </w:rPr>
-              <w:t xml:space="preserve"> </w:t>
+              <w:t xml:space="preserve">+  ארכיטקטורת קוד </w:t>
             </w:r>
             <w:r>
               <w:rPr>
@@ -3454,7 +3241,6 @@
         <w:tc>
           <w:tcPr>
             <w:tcW w:w="2525" w:type="dxa"/>
-            <w:vMerge w:val="restart"/>
           </w:tcPr>
           <w:p>
             <w:pPr>
@@ -3469,14 +3255,7 @@
                 <w:rFonts w:ascii="Arial" w:hAnsi="Arial" w:cs="Arial" w:hint="cs"/>
                 <w:rtl/>
               </w:rPr>
-              <w:t>בניית עולם</w:t>
-            </w:r>
-            <w:r>
-              <w:rPr>
-                <w:rFonts w:ascii="Arial" w:hAnsi="Arial" w:cs="Arial" w:hint="cs"/>
-                <w:rtl/>
-              </w:rPr>
-              <w:t>, תהליך התחלה, תכנון בדיקות (3).</w:t>
+              <w:t>תהליך התחלה, תכנון בדיקות (3).</w:t>
             </w:r>
           </w:p>
         </w:tc>
@@ -3573,7 +3352,6 @@
         <w:tc>
           <w:tcPr>
             <w:tcW w:w="2525" w:type="dxa"/>
-            <w:vMerge/>
           </w:tcPr>
           <w:p>
             <w:pPr>
@@ -3584,6 +3362,20 @@
                 <w:rtl/>
               </w:rPr>
             </w:pPr>
+            <w:r>
+              <w:rPr>
+                <w:rFonts w:ascii="Arial" w:hAnsi="Arial" w:cs="Arial" w:hint="cs"/>
+                <w:rtl/>
+              </w:rPr>
+              <w:t>בניית עולם המשחק</w:t>
+            </w:r>
+            <w:r>
+              <w:rPr>
+                <w:rFonts w:ascii="Arial" w:hAnsi="Arial" w:cs="Arial" w:hint="cs"/>
+                <w:rtl/>
+              </w:rPr>
+              <w:t xml:space="preserve"> (3).</w:t>
+            </w:r>
           </w:p>
         </w:tc>
       </w:tr>

--- a/syllabus.docx
+++ b/syllabus.docx
@@ -3405,7 +3405,14 @@
                 <w:rFonts w:ascii="Arial" w:hAnsi="Arial" w:cs="Arial" w:hint="cs"/>
                 <w:rtl/>
               </w:rPr>
-              <w:t>17/12/25</w:t>
+              <w:t>24</w:t>
+            </w:r>
+            <w:r>
+              <w:rPr>
+                <w:rFonts w:ascii="Arial" w:hAnsi="Arial" w:cs="Arial" w:hint="cs"/>
+                <w:rtl/>
+              </w:rPr>
+              <w:t>/12/25</w:t>
             </w:r>
           </w:p>
         </w:tc>
@@ -3508,7 +3515,14 @@
                 <w:rFonts w:ascii="Arial" w:hAnsi="Arial" w:cs="Arial" w:hint="cs"/>
                 <w:rtl/>
               </w:rPr>
-              <w:t>24/12/25</w:t>
+              <w:t>31</w:t>
+            </w:r>
+            <w:r>
+              <w:rPr>
+                <w:rFonts w:ascii="Arial" w:hAnsi="Arial" w:cs="Arial" w:hint="cs"/>
+                <w:rtl/>
+              </w:rPr>
+              <w:t>/12/25</w:t>
             </w:r>
           </w:p>
         </w:tc>
@@ -3603,7 +3617,35 @@
                 <w:rFonts w:ascii="Arial" w:hAnsi="Arial" w:cs="Arial" w:hint="cs"/>
                 <w:rtl/>
               </w:rPr>
-              <w:t>31/12/25</w:t>
+              <w:t>7</w:t>
+            </w:r>
+            <w:r>
+              <w:rPr>
+                <w:rFonts w:ascii="Arial" w:hAnsi="Arial" w:cs="Arial" w:hint="cs"/>
+                <w:rtl/>
+              </w:rPr>
+              <w:t>/</w:t>
+            </w:r>
+            <w:r>
+              <w:rPr>
+                <w:rFonts w:ascii="Arial" w:hAnsi="Arial" w:cs="Arial" w:hint="cs"/>
+                <w:rtl/>
+              </w:rPr>
+              <w:t>1</w:t>
+            </w:r>
+            <w:r>
+              <w:rPr>
+                <w:rFonts w:ascii="Arial" w:hAnsi="Arial" w:cs="Arial" w:hint="cs"/>
+                <w:rtl/>
+              </w:rPr>
+              <w:t>/</w:t>
+            </w:r>
+            <w:r>
+              <w:rPr>
+                <w:rFonts w:ascii="Arial" w:hAnsi="Arial" w:cs="Arial" w:hint="cs"/>
+                <w:rtl/>
+              </w:rPr>
+              <w:t>26</w:t>
             </w:r>
           </w:p>
         </w:tc>
@@ -3696,7 +3738,14 @@
                 <w:rtl/>
               </w:rPr>
               <w:lastRenderedPageBreak/>
-              <w:t xml:space="preserve">7/1/26 </w:t>
+              <w:t>14</w:t>
+            </w:r>
+            <w:r>
+              <w:rPr>
+                <w:rFonts w:ascii="Arial" w:hAnsi="Arial" w:cs="Arial" w:hint="cs"/>
+                <w:rtl/>
+              </w:rPr>
+              <w:t xml:space="preserve">/1/26 </w:t>
             </w:r>
           </w:p>
         </w:tc>
@@ -3789,95 +3838,6 @@
               <w:t>הקלטת קדימון למשחק שלכם (3).</w:t>
             </w:r>
           </w:p>
-        </w:tc>
-      </w:tr>
-      <w:tr>
-        <w:trPr>
-          <w:trHeight w:val="1223"/>
-        </w:trPr>
-        <w:tc>
-          <w:tcPr>
-            <w:tcW w:w="2364" w:type="dxa"/>
-          </w:tcPr>
-          <w:p>
-            <w:pPr>
-              <w:pStyle w:val="ListParagraph"/>
-              <w:numPr>
-                <w:ilvl w:val="0"/>
-                <w:numId w:val="8"/>
-              </w:numPr>
-              <w:suppressAutoHyphens w:val="0"/>
-              <w:spacing w:before="57" w:after="57"/>
-              <w:rPr>
-                <w:rFonts w:ascii="Arial" w:hAnsi="Arial" w:cs="Arial"/>
-                <w:rtl/>
-              </w:rPr>
-            </w:pPr>
-            <w:r>
-              <w:rPr>
-                <w:rFonts w:ascii="Arial" w:hAnsi="Arial" w:cs="Arial" w:hint="cs"/>
-                <w:rtl/>
-              </w:rPr>
-              <w:t xml:space="preserve">14/1/26 </w:t>
-            </w:r>
-          </w:p>
-        </w:tc>
-        <w:tc>
-          <w:tcPr>
-            <w:tcW w:w="2405" w:type="dxa"/>
-          </w:tcPr>
-          <w:p>
-            <w:pPr>
-              <w:suppressAutoHyphens w:val="0"/>
-              <w:spacing w:before="57" w:after="57"/>
-              <w:rPr>
-                <w:rFonts w:ascii="Arial" w:hAnsi="Arial" w:cs="Arial"/>
-                <w:rtl/>
-              </w:rPr>
-            </w:pPr>
-            <w:r>
-              <w:rPr>
-                <w:rFonts w:ascii="Arial" w:hAnsi="Arial" w:cs="Arial" w:hint="cs"/>
-                <w:rtl/>
-              </w:rPr>
-              <w:t>תיכנות:</w:t>
-            </w:r>
-            <w:r>
-              <w:rPr>
-                <w:rFonts w:ascii="Arial" w:hAnsi="Arial" w:cs="Arial" w:hint="cs"/>
-              </w:rPr>
-              <w:t xml:space="preserve"> </w:t>
-            </w:r>
-            <w:r>
-              <w:rPr>
-                <w:rFonts w:ascii="Arial" w:hAnsi="Arial" w:cs="Arial" w:hint="cs"/>
-                <w:rtl/>
-              </w:rPr>
-              <w:t xml:space="preserve">נושא מתקדם כלשהו </w:t>
-            </w:r>
-            <w:r>
-              <w:rPr>
-                <w:rFonts w:ascii="Arial" w:hAnsi="Arial" w:cs="Arial" w:hint="cs"/>
-                <w:sz w:val="20"/>
-                <w:szCs w:val="20"/>
-                <w:rtl/>
-              </w:rPr>
-              <w:t>(בינה מלאכותית / ניתוח ביצועי משחקים / משחקים לניידים)</w:t>
-            </w:r>
-            <w:r>
-              <w:rPr>
-                <w:rFonts w:ascii="Arial" w:hAnsi="Arial" w:cs="Arial" w:hint="cs"/>
-                <w:rtl/>
-              </w:rPr>
-              <w:t>.</w:t>
-            </w:r>
-          </w:p>
-        </w:tc>
-        <w:tc>
-          <w:tcPr>
-            <w:tcW w:w="5177" w:type="dxa"/>
-            <w:gridSpan w:val="3"/>
-          </w:tcPr>
           <w:p>
             <w:pPr>
               <w:suppressAutoHyphens w:val="0"/>
@@ -3931,7 +3891,15 @@
                 <w:color w:val="00B050"/>
                 <w:rtl/>
               </w:rPr>
-              <w:t>21/1/2026</w:t>
+              <w:t>28</w:t>
+            </w:r>
+            <w:r>
+              <w:rPr>
+                <w:rFonts w:ascii="Arial" w:hAnsi="Arial" w:cs="Arial" w:hint="cs"/>
+                <w:color w:val="00B050"/>
+                <w:rtl/>
+              </w:rPr>
+              <w:t>/1/2026</w:t>
             </w:r>
           </w:p>
         </w:tc>
@@ -3946,7 +3914,6 @@
               <w:rPr>
                 <w:rFonts w:ascii="Arial" w:hAnsi="Arial" w:cs="Arial"/>
                 <w:color w:val="00B050"/>
-                <w:rtl/>
               </w:rPr>
             </w:pPr>
             <w:r>
@@ -4531,7 +4498,6 @@
         <w:rPr>
           <w:rStyle w:val="StrongEmphasis"/>
         </w:rPr>
-        <w:lastRenderedPageBreak/>
         <w:t>8</w:t>
       </w:r>
       <w:r>

--- a/syllabus.docx
+++ b/syllabus.docx
@@ -20,7 +20,127 @@
           <w:rtl/>
           <w:lang w:val="he-IL"/>
         </w:rPr>
-        <w:t>"וּרְחֹבוֹת הָעִיר יִמָּלְאוּ יְלָדִים וִילָדוֹת מְשַׂחֲקִים בִּרְחֹבֹתֶיהָ</w:t>
+        <w:t>"</w:t>
+      </w:r>
+      <w:proofErr w:type="spellStart"/>
+      <w:r>
+        <w:rPr>
+          <w:rFonts w:asciiTheme="minorHAnsi" w:hAnsiTheme="minorHAnsi" w:cstheme="minorHAnsi"/>
+          <w:color w:val="0000CC"/>
+          <w:sz w:val="20"/>
+          <w:szCs w:val="20"/>
+          <w:rtl/>
+          <w:lang w:val="he-IL"/>
+        </w:rPr>
+        <w:t>וּרְחֹבוֹת</w:t>
+      </w:r>
+      <w:proofErr w:type="spellEnd"/>
+      <w:r>
+        <w:rPr>
+          <w:rFonts w:asciiTheme="minorHAnsi" w:hAnsiTheme="minorHAnsi" w:cstheme="minorHAnsi"/>
+          <w:color w:val="0000CC"/>
+          <w:sz w:val="20"/>
+          <w:szCs w:val="20"/>
+          <w:rtl/>
+          <w:lang w:val="he-IL"/>
+        </w:rPr>
+        <w:t xml:space="preserve"> הָעִיר </w:t>
+      </w:r>
+      <w:proofErr w:type="spellStart"/>
+      <w:r>
+        <w:rPr>
+          <w:rFonts w:asciiTheme="minorHAnsi" w:hAnsiTheme="minorHAnsi" w:cstheme="minorHAnsi"/>
+          <w:color w:val="0000CC"/>
+          <w:sz w:val="20"/>
+          <w:szCs w:val="20"/>
+          <w:rtl/>
+          <w:lang w:val="he-IL"/>
+        </w:rPr>
+        <w:t>יִמָּלְאוּ</w:t>
+      </w:r>
+      <w:proofErr w:type="spellEnd"/>
+      <w:r>
+        <w:rPr>
+          <w:rFonts w:asciiTheme="minorHAnsi" w:hAnsiTheme="minorHAnsi" w:cstheme="minorHAnsi"/>
+          <w:color w:val="0000CC"/>
+          <w:sz w:val="20"/>
+          <w:szCs w:val="20"/>
+          <w:rtl/>
+          <w:lang w:val="he-IL"/>
+        </w:rPr>
+        <w:t xml:space="preserve"> יְלָדִים </w:t>
+      </w:r>
+      <w:proofErr w:type="spellStart"/>
+      <w:r>
+        <w:rPr>
+          <w:rFonts w:asciiTheme="minorHAnsi" w:hAnsiTheme="minorHAnsi" w:cstheme="minorHAnsi"/>
+          <w:color w:val="0000CC"/>
+          <w:sz w:val="20"/>
+          <w:szCs w:val="20"/>
+          <w:rtl/>
+          <w:lang w:val="he-IL"/>
+        </w:rPr>
+        <w:t>וִילָדוֹת</w:t>
+      </w:r>
+      <w:proofErr w:type="spellEnd"/>
+      <w:r>
+        <w:rPr>
+          <w:rFonts w:asciiTheme="minorHAnsi" w:hAnsiTheme="minorHAnsi" w:cstheme="minorHAnsi"/>
+          <w:color w:val="0000CC"/>
+          <w:sz w:val="20"/>
+          <w:szCs w:val="20"/>
+          <w:rtl/>
+          <w:lang w:val="he-IL"/>
+        </w:rPr>
+        <w:t xml:space="preserve"> </w:t>
+      </w:r>
+      <w:proofErr w:type="spellStart"/>
+      <w:r>
+        <w:rPr>
+          <w:rFonts w:asciiTheme="minorHAnsi" w:hAnsiTheme="minorHAnsi" w:cstheme="minorHAnsi"/>
+          <w:color w:val="0000CC"/>
+          <w:sz w:val="20"/>
+          <w:szCs w:val="20"/>
+          <w:rtl/>
+          <w:lang w:val="he-IL"/>
+        </w:rPr>
+        <w:t>מְשַׂחֲקִים</w:t>
+      </w:r>
+      <w:proofErr w:type="spellEnd"/>
+      <w:r>
+        <w:rPr>
+          <w:rFonts w:asciiTheme="minorHAnsi" w:hAnsiTheme="minorHAnsi" w:cstheme="minorHAnsi"/>
+          <w:color w:val="0000CC"/>
+          <w:sz w:val="20"/>
+          <w:szCs w:val="20"/>
+          <w:rtl/>
+          <w:lang w:val="he-IL"/>
+        </w:rPr>
+        <w:t xml:space="preserve"> </w:t>
+      </w:r>
+      <w:proofErr w:type="spellStart"/>
+      <w:r>
+        <w:rPr>
+          <w:rFonts w:asciiTheme="minorHAnsi" w:hAnsiTheme="minorHAnsi" w:cstheme="minorHAnsi"/>
+          <w:color w:val="0000CC"/>
+          <w:sz w:val="20"/>
+          <w:szCs w:val="20"/>
+          <w:rtl/>
+          <w:lang w:val="he-IL"/>
+        </w:rPr>
+        <w:t>בִּרְחֹבֹתֶיה</w:t>
+      </w:r>
+      <w:proofErr w:type="spellEnd"/>
+      <w:r>
+        <w:rPr>
+          <w:rFonts w:asciiTheme="minorHAnsi" w:hAnsiTheme="minorHAnsi" w:cstheme="minorHAnsi"/>
+          <w:color w:val="0000CC"/>
+          <w:sz w:val="20"/>
+          <w:szCs w:val="20"/>
+          <w:rtl/>
+          <w:lang w:val="he-IL"/>
+        </w:rPr>
+        <w:t>ָ</w:t>
       </w:r>
       <w:r>
         <w:rPr>
@@ -860,7 +980,23 @@
           <w:rFonts w:ascii="Arial" w:hAnsi="Arial" w:cs="Arial"/>
           <w:rtl/>
         </w:rPr>
-        <w:t>, תוכלו להמשיך ולפתח את המשחקון שלכם למשחק באורך מלא, במסגרת פרוייקט שנתי.</w:t>
+        <w:t xml:space="preserve">, תוכלו להמשיך ולפתח את המשחקון שלכם למשחק באורך מלא, במסגרת </w:t>
+      </w:r>
+      <w:proofErr w:type="spellStart"/>
+      <w:r>
+        <w:rPr>
+          <w:rFonts w:ascii="Arial" w:hAnsi="Arial" w:cs="Arial"/>
+          <w:rtl/>
+        </w:rPr>
+        <w:t>פרוייקט</w:t>
+      </w:r>
+      <w:proofErr w:type="spellEnd"/>
+      <w:r>
+        <w:rPr>
+          <w:rFonts w:ascii="Arial" w:hAnsi="Arial" w:cs="Arial"/>
+          <w:rtl/>
+        </w:rPr>
+        <w:t xml:space="preserve"> שנתי.</w:t>
       </w:r>
     </w:p>
     <w:p>
@@ -986,7 +1122,25 @@
           <w:rtl/>
           <w:lang w:eastAsia="en-US"/>
         </w:rPr>
-        <w:t xml:space="preserve"> כמוכן, לצורך המטלות דרוש ידע בפקודות גיט+גיטהאב.</w:t>
+        <w:t xml:space="preserve"> כמוכן, לצורך המטלות דרוש ידע בפקודות </w:t>
+      </w:r>
+      <w:proofErr w:type="spellStart"/>
+      <w:r>
+        <w:rPr>
+          <w:rFonts w:ascii="Arial" w:hAnsi="Arial" w:cs="Arial" w:hint="cs"/>
+          <w:rtl/>
+          <w:lang w:eastAsia="en-US"/>
+        </w:rPr>
+        <w:t>גיט+גיטהאב</w:t>
+      </w:r>
+      <w:proofErr w:type="spellEnd"/>
+      <w:r>
+        <w:rPr>
+          <w:rFonts w:ascii="Arial" w:hAnsi="Arial" w:cs="Arial" w:hint="cs"/>
+          <w:rtl/>
+          <w:lang w:eastAsia="en-US"/>
+        </w:rPr>
+        <w:t>.</w:t>
       </w:r>
     </w:p>
     <w:p>
@@ -1249,7 +1403,25 @@
           <w:rtl/>
           <w:lang w:eastAsia="en-US"/>
         </w:rPr>
-        <w:t xml:space="preserve"> שעות (מיכסה: </w:t>
+        <w:t xml:space="preserve"> שעות (</w:t>
+      </w:r>
+      <w:proofErr w:type="spellStart"/>
+      <w:r>
+        <w:rPr>
+          <w:rFonts w:ascii="Arial" w:hAnsi="Arial" w:cs="Arial"/>
+          <w:rtl/>
+          <w:lang w:eastAsia="en-US"/>
+        </w:rPr>
+        <w:t>מיכסה</w:t>
+      </w:r>
+      <w:proofErr w:type="spellEnd"/>
+      <w:r>
+        <w:rPr>
+          <w:rFonts w:ascii="Arial" w:hAnsi="Arial" w:cs="Arial"/>
+          <w:rtl/>
+          <w:lang w:eastAsia="en-US"/>
+        </w:rPr>
+        <w:t xml:space="preserve">: </w:t>
       </w:r>
       <w:r>
         <w:rPr>
@@ -1466,7 +1638,25 @@
           <w:rtl/>
           <w:lang w:eastAsia="en-US"/>
         </w:rPr>
-        <w:t xml:space="preserve">(מיכסה: </w:t>
+        <w:t>(</w:t>
+      </w:r>
+      <w:proofErr w:type="spellStart"/>
+      <w:r>
+        <w:rPr>
+          <w:rFonts w:ascii="Arial" w:hAnsi="Arial" w:cs="Arial"/>
+          <w:rtl/>
+          <w:lang w:eastAsia="en-US"/>
+        </w:rPr>
+        <w:t>מיכסה</w:t>
+      </w:r>
+      <w:proofErr w:type="spellEnd"/>
+      <w:r>
+        <w:rPr>
+          <w:rFonts w:ascii="Arial" w:hAnsi="Arial" w:cs="Arial"/>
+          <w:rtl/>
+          <w:lang w:eastAsia="en-US"/>
+        </w:rPr>
+        <w:t xml:space="preserve">: </w:t>
       </w:r>
       <w:r>
         <w:rPr>
@@ -1935,8 +2125,8 @@
       </w:tblPr>
       <w:tblGrid>
         <w:gridCol w:w="2364"/>
-        <w:gridCol w:w="2405"/>
-        <w:gridCol w:w="2601"/>
+        <w:gridCol w:w="2414"/>
+        <w:gridCol w:w="2592"/>
         <w:gridCol w:w="51"/>
         <w:gridCol w:w="2525"/>
       </w:tblGrid>
@@ -1969,7 +2159,7 @@
         </w:tc>
         <w:tc>
           <w:tcPr>
-            <w:tcW w:w="2405" w:type="dxa"/>
+            <w:tcW w:w="2414" w:type="dxa"/>
           </w:tcPr>
           <w:p>
             <w:pPr>
@@ -1995,7 +2185,7 @@
         </w:tc>
         <w:tc>
           <w:tcPr>
-            <w:tcW w:w="2652" w:type="dxa"/>
+            <w:tcW w:w="2643" w:type="dxa"/>
             <w:gridSpan w:val="2"/>
           </w:tcPr>
           <w:p>
@@ -2121,7 +2311,7 @@
         </w:tc>
         <w:tc>
           <w:tcPr>
-            <w:tcW w:w="2405" w:type="dxa"/>
+            <w:tcW w:w="2414" w:type="dxa"/>
           </w:tcPr>
           <w:p>
             <w:pPr>
@@ -2159,7 +2349,7 @@
         </w:tc>
         <w:tc>
           <w:tcPr>
-            <w:tcW w:w="2652" w:type="dxa"/>
+            <w:tcW w:w="2643" w:type="dxa"/>
             <w:gridSpan w:val="2"/>
           </w:tcPr>
           <w:p>
@@ -2232,7 +2422,7 @@
         </w:tc>
         <w:tc>
           <w:tcPr>
-            <w:tcW w:w="2405" w:type="dxa"/>
+            <w:tcW w:w="2414" w:type="dxa"/>
           </w:tcPr>
           <w:p>
             <w:pPr>
@@ -2274,7 +2464,7 @@
         </w:tc>
         <w:tc>
           <w:tcPr>
-            <w:tcW w:w="2652" w:type="dxa"/>
+            <w:tcW w:w="2643" w:type="dxa"/>
             <w:gridSpan w:val="2"/>
           </w:tcPr>
           <w:p>
@@ -2465,7 +2655,7 @@
         </w:tc>
         <w:tc>
           <w:tcPr>
-            <w:tcW w:w="2405" w:type="dxa"/>
+            <w:tcW w:w="2414" w:type="dxa"/>
           </w:tcPr>
           <w:p>
             <w:pPr>
@@ -2513,7 +2703,7 @@
         </w:tc>
         <w:tc>
           <w:tcPr>
-            <w:tcW w:w="2652" w:type="dxa"/>
+            <w:tcW w:w="2643" w:type="dxa"/>
             <w:gridSpan w:val="2"/>
           </w:tcPr>
           <w:p>
@@ -2574,7 +2764,7 @@
         </w:tc>
         <w:tc>
           <w:tcPr>
-            <w:tcW w:w="2405" w:type="dxa"/>
+            <w:tcW w:w="2414" w:type="dxa"/>
           </w:tcPr>
           <w:p>
             <w:pPr>
@@ -2602,7 +2792,7 @@
         </w:tc>
         <w:tc>
           <w:tcPr>
-            <w:tcW w:w="2652" w:type="dxa"/>
+            <w:tcW w:w="2643" w:type="dxa"/>
             <w:gridSpan w:val="2"/>
           </w:tcPr>
           <w:p>
@@ -2682,7 +2872,7 @@
         </w:tc>
         <w:tc>
           <w:tcPr>
-            <w:tcW w:w="2405" w:type="dxa"/>
+            <w:tcW w:w="2414" w:type="dxa"/>
           </w:tcPr>
           <w:p>
             <w:pPr>
@@ -2727,7 +2917,7 @@
         </w:tc>
         <w:tc>
           <w:tcPr>
-            <w:tcW w:w="2601" w:type="dxa"/>
+            <w:tcW w:w="2592" w:type="dxa"/>
           </w:tcPr>
           <w:p>
             <w:pPr>
@@ -2873,7 +3063,7 @@
         </w:tc>
         <w:tc>
           <w:tcPr>
-            <w:tcW w:w="2405" w:type="dxa"/>
+            <w:tcW w:w="2414" w:type="dxa"/>
           </w:tcPr>
           <w:p>
             <w:pPr>
@@ -2931,7 +3121,7 @@
         </w:tc>
         <w:tc>
           <w:tcPr>
-            <w:tcW w:w="2652" w:type="dxa"/>
+            <w:tcW w:w="2643" w:type="dxa"/>
             <w:gridSpan w:val="2"/>
           </w:tcPr>
           <w:p>
@@ -3063,7 +3253,7 @@
         </w:tc>
         <w:tc>
           <w:tcPr>
-            <w:tcW w:w="2405" w:type="dxa"/>
+            <w:tcW w:w="2414" w:type="dxa"/>
           </w:tcPr>
           <w:p>
             <w:pPr>
@@ -3091,7 +3281,7 @@
         </w:tc>
         <w:tc>
           <w:tcPr>
-            <w:tcW w:w="2652" w:type="dxa"/>
+            <w:tcW w:w="2643" w:type="dxa"/>
             <w:gridSpan w:val="2"/>
           </w:tcPr>
           <w:p>
@@ -3176,7 +3366,7 @@
         </w:tc>
         <w:tc>
           <w:tcPr>
-            <w:tcW w:w="2405" w:type="dxa"/>
+            <w:tcW w:w="2414" w:type="dxa"/>
           </w:tcPr>
           <w:p>
             <w:pPr>
@@ -3211,7 +3401,7 @@
         </w:tc>
         <w:tc>
           <w:tcPr>
-            <w:tcW w:w="2652" w:type="dxa"/>
+            <w:tcW w:w="2643" w:type="dxa"/>
             <w:gridSpan w:val="2"/>
           </w:tcPr>
           <w:p>
@@ -3292,7 +3482,7 @@
         </w:tc>
         <w:tc>
           <w:tcPr>
-            <w:tcW w:w="2405" w:type="dxa"/>
+            <w:tcW w:w="2414" w:type="dxa"/>
           </w:tcPr>
           <w:p>
             <w:pPr>
@@ -3321,7 +3511,7 @@
         </w:tc>
         <w:tc>
           <w:tcPr>
-            <w:tcW w:w="2652" w:type="dxa"/>
+            <w:tcW w:w="2643" w:type="dxa"/>
             <w:gridSpan w:val="2"/>
           </w:tcPr>
           <w:p>
@@ -3418,7 +3608,7 @@
         </w:tc>
         <w:tc>
           <w:tcPr>
-            <w:tcW w:w="2405" w:type="dxa"/>
+            <w:tcW w:w="2414" w:type="dxa"/>
           </w:tcPr>
           <w:p>
             <w:pPr>
@@ -3439,7 +3629,7 @@
         </w:tc>
         <w:tc>
           <w:tcPr>
-            <w:tcW w:w="2652" w:type="dxa"/>
+            <w:tcW w:w="2643" w:type="dxa"/>
             <w:gridSpan w:val="2"/>
           </w:tcPr>
           <w:p>
@@ -3528,7 +3718,7 @@
         </w:tc>
         <w:tc>
           <w:tcPr>
-            <w:tcW w:w="2405" w:type="dxa"/>
+            <w:tcW w:w="2414" w:type="dxa"/>
           </w:tcPr>
           <w:p>
             <w:pPr>
@@ -3550,7 +3740,7 @@
         </w:tc>
         <w:tc>
           <w:tcPr>
-            <w:tcW w:w="5177" w:type="dxa"/>
+            <w:tcW w:w="5168" w:type="dxa"/>
             <w:gridSpan w:val="3"/>
           </w:tcPr>
           <w:p>
@@ -3651,7 +3841,7 @@
         </w:tc>
         <w:tc>
           <w:tcPr>
-            <w:tcW w:w="2405" w:type="dxa"/>
+            <w:tcW w:w="2414" w:type="dxa"/>
           </w:tcPr>
           <w:p>
             <w:pPr>
@@ -3680,7 +3870,7 @@
         </w:tc>
         <w:tc>
           <w:tcPr>
-            <w:tcW w:w="5177" w:type="dxa"/>
+            <w:tcW w:w="5168" w:type="dxa"/>
             <w:gridSpan w:val="3"/>
           </w:tcPr>
           <w:p>
@@ -3751,7 +3941,7 @@
         </w:tc>
         <w:tc>
           <w:tcPr>
-            <w:tcW w:w="2405" w:type="dxa"/>
+            <w:tcW w:w="2414" w:type="dxa"/>
           </w:tcPr>
           <w:p>
             <w:pPr>
@@ -3801,7 +3991,7 @@
         </w:tc>
         <w:tc>
           <w:tcPr>
-            <w:tcW w:w="5177" w:type="dxa"/>
+            <w:tcW w:w="5168" w:type="dxa"/>
             <w:gridSpan w:val="3"/>
           </w:tcPr>
           <w:p>
@@ -3905,7 +4095,7 @@
         </w:tc>
         <w:tc>
           <w:tcPr>
-            <w:tcW w:w="2405" w:type="dxa"/>
+            <w:tcW w:w="2414" w:type="dxa"/>
           </w:tcPr>
           <w:p>
             <w:pPr>
@@ -3928,7 +4118,7 @@
         </w:tc>
         <w:tc>
           <w:tcPr>
-            <w:tcW w:w="5177" w:type="dxa"/>
+            <w:tcW w:w="5168" w:type="dxa"/>
             <w:gridSpan w:val="3"/>
           </w:tcPr>
           <w:p>

--- a/syllabus.docx
+++ b/syllabus.docx
@@ -980,23 +980,7 @@
           <w:rFonts w:ascii="Arial" w:hAnsi="Arial" w:cs="Arial"/>
           <w:rtl/>
         </w:rPr>
-        <w:t xml:space="preserve">, תוכלו להמשיך ולפתח את המשחקון שלכם למשחק באורך מלא, במסגרת </w:t>
-      </w:r>
-      <w:proofErr w:type="spellStart"/>
-      <w:r>
-        <w:rPr>
-          <w:rFonts w:ascii="Arial" w:hAnsi="Arial" w:cs="Arial"/>
-          <w:rtl/>
-        </w:rPr>
-        <w:t>פרוייקט</w:t>
-      </w:r>
-      <w:proofErr w:type="spellEnd"/>
-      <w:r>
-        <w:rPr>
-          <w:rFonts w:ascii="Arial" w:hAnsi="Arial" w:cs="Arial"/>
-          <w:rtl/>
-        </w:rPr>
-        <w:t xml:space="preserve"> שנתי.</w:t>
+        <w:t>, תוכלו להמשיך ולפתח את המשחקון שלכם למשחק באורך מלא, במסגרת פרויקט שנתי.</w:t>
       </w:r>
     </w:p>
     <w:p>
@@ -2119,12 +2103,12 @@
       <w:tblPr>
         <w:tblStyle w:val="TableGrid"/>
         <w:bidiVisual/>
-        <w:tblW w:w="9946" w:type="dxa"/>
+        <w:tblW w:w="10182" w:type="dxa"/>
         <w:tblInd w:w="-496" w:type="dxa"/>
         <w:tblLook w:val="04A0" w:firstRow="1" w:lastRow="0" w:firstColumn="1" w:lastColumn="0" w:noHBand="0" w:noVBand="1"/>
       </w:tblPr>
       <w:tblGrid>
-        <w:gridCol w:w="2364"/>
+        <w:gridCol w:w="2600"/>
         <w:gridCol w:w="2414"/>
         <w:gridCol w:w="2592"/>
         <w:gridCol w:w="51"/>
@@ -2133,7 +2117,7 @@
       <w:tr>
         <w:tc>
           <w:tcPr>
-            <w:tcW w:w="2364" w:type="dxa"/>
+            <w:tcW w:w="2600" w:type="dxa"/>
           </w:tcPr>
           <w:p>
             <w:pPr>
@@ -2240,7 +2224,7 @@
       <w:tr>
         <w:tc>
           <w:tcPr>
-            <w:tcW w:w="2364" w:type="dxa"/>
+            <w:tcW w:w="2600" w:type="dxa"/>
           </w:tcPr>
           <w:p>
             <w:pPr>
@@ -2382,7 +2366,7 @@
       <w:tr>
         <w:tc>
           <w:tcPr>
-            <w:tcW w:w="2364" w:type="dxa"/>
+            <w:tcW w:w="2600" w:type="dxa"/>
           </w:tcPr>
           <w:p>
             <w:pPr>
@@ -2583,7 +2567,7 @@
       <w:tr>
         <w:tc>
           <w:tcPr>
-            <w:tcW w:w="2364" w:type="dxa"/>
+            <w:tcW w:w="2600" w:type="dxa"/>
           </w:tcPr>
           <w:p>
             <w:pPr>
@@ -2738,7 +2722,7 @@
       <w:tr>
         <w:tc>
           <w:tcPr>
-            <w:tcW w:w="2364" w:type="dxa"/>
+            <w:tcW w:w="2600" w:type="dxa"/>
           </w:tcPr>
           <w:p>
             <w:pPr>
@@ -2846,7 +2830,7 @@
       <w:tr>
         <w:tc>
           <w:tcPr>
-            <w:tcW w:w="2364" w:type="dxa"/>
+            <w:tcW w:w="2600" w:type="dxa"/>
           </w:tcPr>
           <w:p>
             <w:pPr>
@@ -3009,7 +2993,7 @@
       <w:tr>
         <w:tc>
           <w:tcPr>
-            <w:tcW w:w="2364" w:type="dxa"/>
+            <w:tcW w:w="2600" w:type="dxa"/>
           </w:tcPr>
           <w:p>
             <w:pPr>
@@ -3227,7 +3211,7 @@
       <w:tr>
         <w:tc>
           <w:tcPr>
-            <w:tcW w:w="2364" w:type="dxa"/>
+            <w:tcW w:w="2600" w:type="dxa"/>
           </w:tcPr>
           <w:p>
             <w:pPr>
@@ -3340,7 +3324,7 @@
       <w:tr>
         <w:tc>
           <w:tcPr>
-            <w:tcW w:w="2364" w:type="dxa"/>
+            <w:tcW w:w="2600" w:type="dxa"/>
           </w:tcPr>
           <w:p>
             <w:pPr>
@@ -3456,7 +3440,7 @@
         </w:trPr>
         <w:tc>
           <w:tcPr>
-            <w:tcW w:w="2364" w:type="dxa"/>
+            <w:tcW w:w="2600" w:type="dxa"/>
           </w:tcPr>
           <w:p>
             <w:pPr>
@@ -3575,7 +3559,7 @@
         </w:trPr>
         <w:tc>
           <w:tcPr>
-            <w:tcW w:w="2364" w:type="dxa"/>
+            <w:tcW w:w="2600" w:type="dxa"/>
           </w:tcPr>
           <w:p>
             <w:pPr>
@@ -3616,6 +3600,7 @@
               <w:spacing w:before="57" w:after="57"/>
               <w:rPr>
                 <w:rFonts w:ascii="Arial" w:hAnsi="Arial" w:cs="Arial"/>
+                <w:rtl/>
               </w:rPr>
             </w:pPr>
             <w:r>
@@ -3624,6 +3609,43 @@
                 <w:rtl/>
               </w:rPr>
               <w:t>עיצוב: רכיבים דינמיים</w:t>
+            </w:r>
+            <w:r>
+              <w:rPr>
+                <w:rFonts w:ascii="Arial" w:hAnsi="Arial" w:cs="Arial" w:hint="cs"/>
+                <w:rtl/>
+              </w:rPr>
+              <w:t>.</w:t>
+            </w:r>
+          </w:p>
+          <w:p>
+            <w:pPr>
+              <w:suppressAutoHyphens w:val="0"/>
+              <w:spacing w:before="57" w:after="57"/>
+              <w:rPr>
+                <w:rFonts w:ascii="Arial" w:hAnsi="Arial" w:cs="Arial" w:hint="cs"/>
+                <w:rtl/>
+              </w:rPr>
+            </w:pPr>
+            <w:r>
+              <w:rPr>
+                <w:rFonts w:ascii="Arial" w:hAnsi="Arial" w:cs="Arial" w:hint="cs"/>
+                <w:rtl/>
+              </w:rPr>
+              <w:t>תיכנות:</w:t>
+            </w:r>
+            <w:r>
+              <w:rPr>
+                <w:rFonts w:ascii="Arial" w:hAnsi="Arial" w:cs="Arial"/>
+              </w:rPr>
+              <w:t xml:space="preserve"> </w:t>
+            </w:r>
+            <w:r>
+              <w:rPr>
+                <w:rFonts w:ascii="Arial" w:hAnsi="Arial" w:cs="Arial" w:hint="cs"/>
+                <w:rtl/>
+              </w:rPr>
+              <w:t>שמירה בענן.</w:t>
             </w:r>
           </w:p>
         </w:tc>
@@ -3638,16 +3660,14 @@
               <w:spacing w:before="57" w:after="57"/>
               <w:rPr>
                 <w:rFonts w:ascii="Arial" w:hAnsi="Arial" w:cs="Arial"/>
-                <w:strike/>
               </w:rPr>
             </w:pPr>
             <w:r>
               <w:rPr>
                 <w:rFonts w:ascii="Arial" w:hAnsi="Arial" w:cs="Arial" w:hint="cs"/>
-                <w:strike/>
-                <w:rtl/>
-              </w:rPr>
-              <w:t>-</w:t>
+                <w:rtl/>
+              </w:rPr>
+              <w:t>שמירת המשחק שלכם בענן (3).</w:t>
             </w:r>
           </w:p>
         </w:tc>
@@ -3685,7 +3705,7 @@
       <w:tr>
         <w:tc>
           <w:tcPr>
-            <w:tcW w:w="2364" w:type="dxa"/>
+            <w:tcW w:w="2600" w:type="dxa"/>
           </w:tcPr>
           <w:p>
             <w:pPr>
@@ -3755,20 +3775,15 @@
             <w:r>
               <w:rPr>
                 <w:rFonts w:ascii="Arial" w:hAnsi="Arial" w:cs="Arial" w:hint="cs"/>
-                <w:rtl/>
-              </w:rPr>
-              <w:t>משחקים מרובי-שחקנים</w:t>
-            </w:r>
-            <w:r>
-              <w:rPr>
-                <w:rFonts w:ascii="Arial" w:hAnsi="Arial" w:cs="Arial" w:hint="cs"/>
-                <w:rtl/>
-              </w:rPr>
-              <w:t xml:space="preserve">: המשחק מהשיעור </w:t>
-            </w:r>
-            <w:r>
-              <w:rPr>
-                <w:rFonts w:ascii="Arial" w:hAnsi="Arial" w:cs="Arial" w:hint="cs"/>
+                <w:strike/>
+                <w:rtl/>
+              </w:rPr>
+              <w:t xml:space="preserve">משחקים מרובי-שחקנים: המשחק מהשיעור </w:t>
+            </w:r>
+            <w:r>
+              <w:rPr>
+                <w:rFonts w:ascii="Arial" w:hAnsi="Arial" w:cs="Arial" w:hint="cs"/>
+                <w:strike/>
                 <w:u w:val="single"/>
                 <w:rtl/>
               </w:rPr>
@@ -3777,9 +3792,25 @@
             <w:r>
               <w:rPr>
                 <w:rFonts w:ascii="Arial" w:hAnsi="Arial" w:cs="Arial" w:hint="cs"/>
-                <w:rtl/>
-              </w:rPr>
-              <w:t xml:space="preserve"> המשחק שלכם (3).</w:t>
+                <w:strike/>
+                <w:rtl/>
+              </w:rPr>
+              <w:t xml:space="preserve"> המשחק שלכם</w:t>
+            </w:r>
+            <w:r>
+              <w:rPr>
+                <w:rFonts w:ascii="Arial" w:hAnsi="Arial" w:cs="Arial" w:hint="cs"/>
+                <w:strike/>
+                <w:rtl/>
+              </w:rPr>
+              <w:t xml:space="preserve"> (3).</w:t>
+            </w:r>
+            <w:r>
+              <w:rPr>
+                <w:rFonts w:ascii="Arial" w:hAnsi="Arial" w:cs="Arial" w:hint="cs"/>
+                <w:rtl/>
+              </w:rPr>
+              <w:t xml:space="preserve"> בניית סרטון לתחרות (3).</w:t>
             </w:r>
           </w:p>
         </w:tc>
@@ -3787,7 +3818,7 @@
       <w:tr>
         <w:tc>
           <w:tcPr>
-            <w:tcW w:w="2364" w:type="dxa"/>
+            <w:tcW w:w="2600" w:type="dxa"/>
           </w:tcPr>
           <w:p>
             <w:pPr>
@@ -3907,7 +3938,7 @@
         </w:trPr>
         <w:tc>
           <w:tcPr>
-            <w:tcW w:w="2364" w:type="dxa"/>
+            <w:tcW w:w="2600" w:type="dxa"/>
           </w:tcPr>
           <w:p>
             <w:pPr>
@@ -4017,12 +4048,14 @@
               <w:spacing w:before="57" w:after="57"/>
               <w:rPr>
                 <w:rFonts w:ascii="Arial" w:hAnsi="Arial" w:cs="Arial"/>
+                <w:strike/>
                 <w:rtl/>
               </w:rPr>
             </w:pPr>
             <w:r>
               <w:rPr>
                 <w:rFonts w:ascii="Arial" w:hAnsi="Arial" w:cs="Arial" w:hint="cs"/>
+                <w:strike/>
                 <w:rtl/>
               </w:rPr>
               <w:t>הקלטת קדימון למשחק שלכם (3).</w:t>
@@ -4033,7 +4066,7 @@
               <w:suppressAutoHyphens w:val="0"/>
               <w:spacing w:before="57" w:after="57"/>
               <w:rPr>
-                <w:rFonts w:ascii="Arial" w:hAnsi="Arial" w:cs="Arial"/>
+                <w:rFonts w:ascii="Arial" w:hAnsi="Arial" w:cs="Arial" w:hint="cs"/>
                 <w:rtl/>
               </w:rPr>
             </w:pPr>
@@ -4042,7 +4075,14 @@
                 <w:rFonts w:ascii="Arial" w:hAnsi="Arial" w:cs="Arial" w:hint="cs"/>
                 <w:rtl/>
               </w:rPr>
-              <w:t xml:space="preserve">העברת המשחק שלכם למפרסם (בונוס </w:t>
+              <w:t>הע</w:t>
+            </w:r>
+            <w:r>
+              <w:rPr>
+                <w:rFonts w:ascii="Arial" w:hAnsi="Arial" w:cs="Arial" w:hint="cs"/>
+                <w:rtl/>
+              </w:rPr>
+              <w:t xml:space="preserve">ברת המשחק שלכם למפרסם (בונוס </w:t>
             </w:r>
             <w:r>
               <w:rPr>
@@ -4064,7 +4104,7 @@
       <w:tr>
         <w:tc>
           <w:tcPr>
-            <w:tcW w:w="2364" w:type="dxa"/>
+            <w:tcW w:w="2600" w:type="dxa"/>
           </w:tcPr>
           <w:p>
             <w:pPr>
